--- a/Trivia_Night_2026-06-16_run_of_show.docx
+++ b/Trivia_Night_2026-06-16_run_of_show.docx
@@ -65,7 +65,7 @@
           <w:b w:val="0"/>
           <w:i w:val="0"/>
         </w:rPr>
-        <w:t>Three rounds plus a bonus round. One point per question unless marked otherwise.</w:t>
+        <w:t>Four rounds plus a bonus round. One point per question unless marked otherwise.</w:t>
       </w:r>
     </w:p>
     <w:p>
@@ -1618,6 +1618,405 @@
         <w:pStyle w:val="Heading1"/>
       </w:pPr>
       <w:r>
+        <w:t>Round 4 — Music (Name That Tune)</w:t>
+      </w:r>
+    </w:p>
+    <w:p>
+      <w:pPr>
+        <w:spacing w:after="120"/>
+      </w:pPr>
+      <w:r>
+        <w:rPr>
+          <w:b w:val="0"/>
+          <w:i/>
+          <w:color w:val="6E7582"/>
+        </w:rPr>
+        <w:t>5 songs · 1 point each · song excerpts embedded in the slides (click to play in PowerPoint)</w:t>
+      </w:r>
+    </w:p>
+    <w:p>
+      <w:pPr>
+        <w:spacing w:after="120"/>
+      </w:pPr>
+      <w:r>
+        <w:rPr>
+          <w:b w:val="0"/>
+          <w:i/>
+          <w:color w:val="6E7582"/>
+        </w:rPr>
+        <w:t>Hidden theme of the round: every track is about the sea — a nod to Čiurlionis's symphonic poem “Jūra”. Reveal the link at the end for an optional extra point.</w:t>
+      </w:r>
+    </w:p>
+    <w:p>
+      <w:pPr>
+        <w:pStyle w:val="Heading3"/>
+      </w:pPr>
+      <w:r>
+        <w:t>Question 1 of 5</w:t>
+      </w:r>
+    </w:p>
+    <w:p>
+      <w:pPr>
+        <w:spacing w:after="120"/>
+      </w:pPr>
+      <w:r>
+        <w:rPr>
+          <w:b w:val="0"/>
+          <w:i w:val="0"/>
+        </w:rPr>
+        <w:t>Name this song (play the excerpt). Bonus point for the artist.</w:t>
+      </w:r>
+    </w:p>
+    <w:p>
+      <w:pPr>
+        <w:spacing w:after="120"/>
+      </w:pPr>
+      <w:r>
+        <w:rPr>
+          <w:b/>
+        </w:rPr>
+        <w:t xml:space="preserve">Hint:  </w:t>
+      </w:r>
+      <w:r>
+        <w:rPr>
+          <w:i/>
+        </w:rPr>
+        <w:t>From a 2016 Disney film about a Pacific island voyager.</w:t>
+      </w:r>
+    </w:p>
+    <w:p>
+      <w:pPr>
+        <w:spacing w:after="120"/>
+      </w:pPr>
+      <w:r>
+        <w:rPr>
+          <w:b/>
+          <w:color w:val="A86A14"/>
+        </w:rPr>
+        <w:t xml:space="preserve">Answer:  </w:t>
+      </w:r>
+      <w:r>
+        <w:rPr>
+          <w:i w:val="0"/>
+          <w:color w:val="A86A14"/>
+        </w:rPr>
+        <w:t>“How Far I'll Go” — Auli'i Cravalho</w:t>
+      </w:r>
+    </w:p>
+    <w:p>
+      <w:pPr>
+        <w:spacing w:after="120"/>
+      </w:pPr>
+      <w:r>
+        <w:rPr>
+          <w:b/>
+        </w:rPr>
+        <w:t xml:space="preserve">Did you know?  </w:t>
+      </w:r>
+      <w:r>
+        <w:rPr>
+          <w:i w:val="0"/>
+        </w:rPr>
+        <w:t>From Disney's “Moana” (2016); the ocean keeps calling her past the reef.</w:t>
+      </w:r>
+    </w:p>
+    <w:p>
+      <w:pPr>
+        <w:pStyle w:val="Heading3"/>
+      </w:pPr>
+      <w:r>
+        <w:t>Question 2 of 5</w:t>
+      </w:r>
+    </w:p>
+    <w:p>
+      <w:pPr>
+        <w:spacing w:after="120"/>
+      </w:pPr>
+      <w:r>
+        <w:rPr>
+          <w:b w:val="0"/>
+          <w:i w:val="0"/>
+        </w:rPr>
+        <w:t>Name this song (play the excerpt). Bonus point for the artist.</w:t>
+      </w:r>
+    </w:p>
+    <w:p>
+      <w:pPr>
+        <w:spacing w:after="120"/>
+      </w:pPr>
+      <w:r>
+        <w:rPr>
+          <w:b/>
+        </w:rPr>
+        <w:t xml:space="preserve">Hint:  </w:t>
+      </w:r>
+      <w:r>
+        <w:rPr>
+          <w:i/>
+        </w:rPr>
+        <w:t>The love theme from the highest-grossing film of the 1990s.</w:t>
+      </w:r>
+    </w:p>
+    <w:p>
+      <w:pPr>
+        <w:spacing w:after="120"/>
+      </w:pPr>
+      <w:r>
+        <w:rPr>
+          <w:b/>
+          <w:color w:val="A86A14"/>
+        </w:rPr>
+        <w:t xml:space="preserve">Answer:  </w:t>
+      </w:r>
+      <w:r>
+        <w:rPr>
+          <w:i w:val="0"/>
+          <w:color w:val="A86A14"/>
+        </w:rPr>
+        <w:t>“My Heart Will Go On” — Céline Dion</w:t>
+      </w:r>
+    </w:p>
+    <w:p>
+      <w:pPr>
+        <w:spacing w:after="120"/>
+      </w:pPr>
+      <w:r>
+        <w:rPr>
+          <w:b/>
+        </w:rPr>
+        <w:t xml:space="preserve">Did you know?  </w:t>
+      </w:r>
+      <w:r>
+        <w:rPr>
+          <w:i w:val="0"/>
+        </w:rPr>
+        <w:t>The theme from “Titanic” (1997) — an ocean liner, and another track all at sea.</w:t>
+      </w:r>
+    </w:p>
+    <w:p>
+      <w:pPr>
+        <w:pStyle w:val="Heading3"/>
+      </w:pPr>
+      <w:r>
+        <w:t>Question 3 of 5</w:t>
+      </w:r>
+    </w:p>
+    <w:p>
+      <w:pPr>
+        <w:spacing w:after="120"/>
+      </w:pPr>
+      <w:r>
+        <w:rPr>
+          <w:b w:val="0"/>
+          <w:i w:val="0"/>
+        </w:rPr>
+        <w:t>Name this song (play the excerpt). Bonus point for the artist.</w:t>
+      </w:r>
+    </w:p>
+    <w:p>
+      <w:pPr>
+        <w:spacing w:after="120"/>
+      </w:pPr>
+      <w:r>
+        <w:rPr>
+          <w:b/>
+        </w:rPr>
+        <w:t xml:space="preserve">Hint:  </w:t>
+      </w:r>
+      <w:r>
+        <w:rPr>
+          <w:i/>
+        </w:rPr>
+        <w:t>A Lithuanian act — and the title is the Lithuanian word for “the sea”.</w:t>
+      </w:r>
+    </w:p>
+    <w:p>
+      <w:pPr>
+        <w:spacing w:after="120"/>
+      </w:pPr>
+      <w:r>
+        <w:rPr>
+          <w:b/>
+          <w:color w:val="A86A14"/>
+        </w:rPr>
+        <w:t xml:space="preserve">Answer:  </w:t>
+      </w:r>
+      <w:r>
+        <w:rPr>
+          <w:i w:val="0"/>
+          <w:color w:val="A86A14"/>
+        </w:rPr>
+        <w:t>“Jūra” — HappyEndless</w:t>
+      </w:r>
+    </w:p>
+    <w:p>
+      <w:pPr>
+        <w:spacing w:after="120"/>
+      </w:pPr>
+      <w:r>
+        <w:rPr>
+          <w:b/>
+        </w:rPr>
+        <w:t xml:space="preserve">Did you know?  </w:t>
+      </w:r>
+      <w:r>
+        <w:rPr>
+          <w:i w:val="0"/>
+        </w:rPr>
+        <w:t>“Jūra” is Lithuanian for “the sea” — the most direct clue to the round's hidden theme.</w:t>
+      </w:r>
+    </w:p>
+    <w:p>
+      <w:pPr>
+        <w:pStyle w:val="Heading3"/>
+      </w:pPr>
+      <w:r>
+        <w:t>Question 4 of 5</w:t>
+      </w:r>
+    </w:p>
+    <w:p>
+      <w:pPr>
+        <w:spacing w:after="120"/>
+      </w:pPr>
+      <w:r>
+        <w:rPr>
+          <w:b w:val="0"/>
+          <w:i w:val="0"/>
+        </w:rPr>
+        <w:t>Name this song (play the excerpt). Bonus point for the artist.</w:t>
+      </w:r>
+    </w:p>
+    <w:p>
+      <w:pPr>
+        <w:spacing w:after="120"/>
+      </w:pPr>
+      <w:r>
+        <w:rPr>
+          <w:b/>
+        </w:rPr>
+        <w:t xml:space="preserve">Hint:  </w:t>
+      </w:r>
+      <w:r>
+        <w:rPr>
+          <w:i/>
+        </w:rPr>
+        <w:t>A 1966 sing-along by the most famous band from Liverpool.</w:t>
+      </w:r>
+    </w:p>
+    <w:p>
+      <w:pPr>
+        <w:spacing w:after="120"/>
+      </w:pPr>
+      <w:r>
+        <w:rPr>
+          <w:b/>
+          <w:color w:val="A86A14"/>
+        </w:rPr>
+        <w:t xml:space="preserve">Answer:  </w:t>
+      </w:r>
+      <w:r>
+        <w:rPr>
+          <w:i w:val="0"/>
+          <w:color w:val="A86A14"/>
+        </w:rPr>
+        <w:t>“Yellow Submarine” — The Beatles</w:t>
+      </w:r>
+    </w:p>
+    <w:p>
+      <w:pPr>
+        <w:spacing w:after="120"/>
+      </w:pPr>
+      <w:r>
+        <w:rPr>
+          <w:b/>
+        </w:rPr>
+        <w:t xml:space="preserve">Did you know?  </w:t>
+      </w:r>
+      <w:r>
+        <w:rPr>
+          <w:i w:val="0"/>
+        </w:rPr>
+        <w:t>1966 — “we all live in a yellow submarine”, somewhere beneath the sea.</w:t>
+      </w:r>
+    </w:p>
+    <w:p>
+      <w:pPr>
+        <w:pStyle w:val="Heading3"/>
+      </w:pPr>
+      <w:r>
+        <w:t>Question 5 of 5</w:t>
+      </w:r>
+    </w:p>
+    <w:p>
+      <w:pPr>
+        <w:spacing w:after="120"/>
+      </w:pPr>
+      <w:r>
+        <w:rPr>
+          <w:b w:val="0"/>
+          <w:i w:val="0"/>
+        </w:rPr>
+        <w:t>Name this song (play the excerpt). Bonus point for the artist.</w:t>
+      </w:r>
+    </w:p>
+    <w:p>
+      <w:pPr>
+        <w:spacing w:after="120"/>
+      </w:pPr>
+      <w:r>
+        <w:rPr>
+          <w:b/>
+        </w:rPr>
+        <w:t xml:space="preserve">Hint:  </w:t>
+      </w:r>
+      <w:r>
+        <w:rPr>
+          <w:i/>
+        </w:rPr>
+        <w:t>The 2015 breakout track, written when the singer was 13.</w:t>
+      </w:r>
+    </w:p>
+    <w:p>
+      <w:pPr>
+        <w:spacing w:after="120"/>
+      </w:pPr>
+      <w:r>
+        <w:rPr>
+          <w:b/>
+          <w:color w:val="A86A14"/>
+        </w:rPr>
+        <w:t xml:space="preserve">Answer:  </w:t>
+      </w:r>
+      <w:r>
+        <w:rPr>
+          <w:i w:val="0"/>
+          <w:color w:val="A86A14"/>
+        </w:rPr>
+        <w:t>“Ocean Eyes” — Billie Eilish</w:t>
+      </w:r>
+    </w:p>
+    <w:p>
+      <w:pPr>
+        <w:spacing w:after="120"/>
+      </w:pPr>
+      <w:r>
+        <w:rPr>
+          <w:b/>
+        </w:rPr>
+        <w:t xml:space="preserve">Did you know?  </w:t>
+      </w:r>
+      <w:r>
+        <w:rPr>
+          <w:i w:val="0"/>
+        </w:rPr>
+        <w:t>Billie Eilish's debut, 2015 — the fifth and final clue that every song in this round is about the sea.</w:t>
+      </w:r>
+    </w:p>
+    <w:p>
+      <w:pPr>
+        <w:pStyle w:val="Heading1"/>
+      </w:pPr>
+      <w:r>
         <w:t>Bonus Round — The Brussels Bubble</w:t>
       </w:r>
     </w:p>
@@ -1900,7 +2299,7 @@
         <w:pStyle w:val="ListBullet"/>
       </w:pPr>
       <w:r>
-        <w:t>Questions regrouped into balanced themed rounds: Round 1 — Europe &amp; Fun Facts (6 multiple-choice), Round 2 — Lithuania (8), Round 3 — Environment &amp; Nature (4), plus a Brussels Bubble bonus round (3 insider questions; the Coreper question is worth 2 points).</w:t>
+        <w:t>Questions regrouped into balanced themed rounds: Round 1 — Europe &amp; Fun Facts (6 multiple-choice), Round 2 — Lithuania (8), Round 3 — Environment &amp; Nature (4), Round 4 — Music / Name That Tune (5 song excerpts), plus a Brussels Bubble bonus round (3 insider questions; the Coreper question is worth 2 points).</w:t>
       </w:r>
     </w:p>
     <w:p>
@@ -1944,7 +2343,15 @@
         <w:pStyle w:val="ListBullet"/>
       </w:pPr>
       <w:r>
-        <w:t>Videos wired in with play buttons: LT United “We Are The Winners” (excerpt to be chosen), the EU-accession promo (English subtitles needed), and the Umaru Dikko story on its answer slide.</w:t>
+        <w:t>Audio and video embedded to play inline in PowerPoint (no YouTube links): the five music-round excerpts, plus LT United “We Are The Winners” (excerpt to be chosen), the EU-accession promo (English subtitles still needed) and the Umaru Dikko story on its answer slide. Original YouTube URLs kept in the speaker notes as a backup.</w:t>
+      </w:r>
+    </w:p>
+    <w:p>
+      <w:pPr>
+        <w:pStyle w:val="ListBullet"/>
+      </w:pPr>
+      <w:r>
+        <w:t>A Music round added (Name That Tune): five song excerpts, all secretly about the sea, tying into the Čiurlionis “Jūra” idea from the draft.</w:t>
       </w:r>
     </w:p>
     <w:p>
@@ -2028,7 +2435,7 @@
         <w:pStyle w:val="ListBullet"/>
       </w:pPr>
       <w:r>
-        <w:t>Čiurlionis + the oceans act / a music question; German street in Vilnius.</w:t>
+        <w:t>German street in Vilnius.</w:t>
       </w:r>
     </w:p>
     <w:p>

--- a/Trivia_Night_2026-06-16_run_of_show.docx
+++ b/Trivia_Night_2026-06-16_run_of_show.docx
@@ -837,7 +837,7 @@
           <w:i/>
           <w:color w:val="6E7582"/>
         </w:rPr>
-        <w:t>Decide which part of the clip to show. Mention Lena Valaitis as a fun fact, not a question.</w:t>
+        <w:t>The clip plays on the answer slide (the question keeps just the Eurovision logo, so it isn't a give-away). Decide which part of the clip to show. Mention Lena Valaitis as a fun fact, not a question.</w:t>
       </w:r>
     </w:p>
     <w:p>

--- a/Trivia_Night_2026-06-16_run_of_show.docx
+++ b/Trivia_Night_2026-06-16_run_of_show.docx
@@ -110,7 +110,7 @@
           <w:i/>
           <w:color w:val="6E7582"/>
         </w:rPr>
-        <w:t>Multiple choice · 6 questions · 1 point each</w:t>
+        <w:t>Multiple choice · 8 questions · 1 point each</w:t>
       </w:r>
     </w:p>
     <w:p>
@@ -118,7 +118,7 @@
         <w:pStyle w:val="Heading3"/>
       </w:pPr>
       <w:r>
-        <w:t>Question 1 of 6</w:t>
+        <w:t>Question 1 of 8</w:t>
       </w:r>
     </w:p>
     <w:p>
@@ -219,7 +219,7 @@
         <w:pStyle w:val="Heading3"/>
       </w:pPr>
       <w:r>
-        <w:t>Question 2 of 6</w:t>
+        <w:t>Question 2 of 8</w:t>
       </w:r>
     </w:p>
     <w:p>
@@ -320,7 +320,7 @@
         <w:pStyle w:val="Heading3"/>
       </w:pPr>
       <w:r>
-        <w:t>Question 3 of 6</w:t>
+        <w:t>Question 3 of 8</w:t>
       </w:r>
     </w:p>
     <w:p>
@@ -421,7 +421,7 @@
         <w:pStyle w:val="Heading3"/>
       </w:pPr>
       <w:r>
-        <w:t>Question 4 of 6</w:t>
+        <w:t>Question 4 of 8</w:t>
       </w:r>
     </w:p>
     <w:p>
@@ -522,7 +522,108 @@
         <w:pStyle w:val="Heading3"/>
       </w:pPr>
       <w:r>
-        <w:t>Question 5 of 6</w:t>
+        <w:t>Question 5 of 8</w:t>
+      </w:r>
+    </w:p>
+    <w:p>
+      <w:pPr>
+        <w:spacing w:after="120"/>
+      </w:pPr>
+      <w:r>
+        <w:rPr>
+          <w:b w:val="0"/>
+          <w:i w:val="0"/>
+        </w:rPr>
+        <w:t>Which EU country is playing in this year's football World Cup for the first time since 1998?</w:t>
+      </w:r>
+    </w:p>
+    <w:p>
+      <w:pPr>
+        <w:spacing w:after="40"/>
+        <w:ind w:left="360"/>
+      </w:pPr>
+      <w:r>
+        <w:t>A.  Belgium</w:t>
+      </w:r>
+    </w:p>
+    <w:p>
+      <w:pPr>
+        <w:spacing w:after="40"/>
+        <w:ind w:left="360"/>
+      </w:pPr>
+      <w:r>
+        <w:t>B.  Czechia</w:t>
+      </w:r>
+    </w:p>
+    <w:p>
+      <w:pPr>
+        <w:spacing w:after="40"/>
+        <w:ind w:left="360"/>
+      </w:pPr>
+      <w:r>
+        <w:t>C.  Sweden</w:t>
+      </w:r>
+    </w:p>
+    <w:p>
+      <w:pPr>
+        <w:spacing w:after="120"/>
+        <w:ind w:left="360"/>
+      </w:pPr>
+      <w:r>
+        <w:rPr>
+          <w:b/>
+        </w:rPr>
+        <w:t>D.  Austria</w:t>
+      </w:r>
+      <w:r>
+        <w:rPr>
+          <w:i/>
+        </w:rPr>
+        <w:t xml:space="preserve">   ← correct</w:t>
+      </w:r>
+    </w:p>
+    <w:p>
+      <w:pPr>
+        <w:spacing w:after="120"/>
+      </w:pPr>
+      <w:r>
+        <w:rPr>
+          <w:b/>
+          <w:color w:val="A86A14"/>
+        </w:rPr>
+        <w:t xml:space="preserve">Answer:  </w:t>
+      </w:r>
+      <w:r>
+        <w:rPr>
+          <w:i w:val="0"/>
+          <w:color w:val="A86A14"/>
+        </w:rPr>
+        <w:t>D — Austria</w:t>
+      </w:r>
+    </w:p>
+    <w:p>
+      <w:pPr>
+        <w:spacing w:after="120"/>
+      </w:pPr>
+      <w:r>
+        <w:rPr>
+          <w:b/>
+        </w:rPr>
+        <w:t xml:space="preserve">Did you know?  </w:t>
+      </w:r>
+      <w:r>
+        <w:rPr>
+          <w:i w:val="0"/>
+        </w:rPr>
+        <w:t>Austria are back at the World Cup finals for the first time since France 1998 — a long wait finally over for the side in red and white.</w:t>
+      </w:r>
+    </w:p>
+    <w:p>
+      <w:pPr>
+        <w:pStyle w:val="Heading3"/>
+      </w:pPr>
+      <w:r>
+        <w:t>Question 6 of 8</w:t>
       </w:r>
     </w:p>
     <w:p>
@@ -631,7 +732,7 @@
         <w:pStyle w:val="Heading3"/>
       </w:pPr>
       <w:r>
-        <w:t>Question 6 of 6</w:t>
+        <w:t>Question 7 of 8</w:t>
       </w:r>
     </w:p>
     <w:p>
@@ -725,6 +826,107 @@
           <w:i w:val="0"/>
         </w:rPr>
         <w:t>Jacob Davis, a tailor born in Riga in 1831, reinforced the stress points of work trousers with copper rivets. He and Levi Strauss patented the idea in 1873 — and blue jeans were born.</w:t>
+      </w:r>
+    </w:p>
+    <w:p>
+      <w:pPr>
+        <w:pStyle w:val="Heading3"/>
+      </w:pPr>
+      <w:r>
+        <w:t>Question 8 of 8</w:t>
+      </w:r>
+    </w:p>
+    <w:p>
+      <w:pPr>
+        <w:spacing w:after="120"/>
+      </w:pPr>
+      <w:r>
+        <w:rPr>
+          <w:b w:val="0"/>
+          <w:i w:val="0"/>
+        </w:rPr>
+        <w:t>Earlier this year the world watched the Artemis II crew loop around the Moon — the first crewed lunar voyage in over 50 years. Which part of their spacecraft was built by the European Space Agency?</w:t>
+      </w:r>
+    </w:p>
+    <w:p>
+      <w:pPr>
+        <w:spacing w:after="40"/>
+        <w:ind w:left="360"/>
+      </w:pPr>
+      <w:r>
+        <w:t>A.  The rocket boosters</w:t>
+      </w:r>
+    </w:p>
+    <w:p>
+      <w:pPr>
+        <w:spacing w:after="40"/>
+        <w:ind w:left="360"/>
+      </w:pPr>
+      <w:r>
+        <w:t>B.  The crew quarters</w:t>
+      </w:r>
+    </w:p>
+    <w:p>
+      <w:pPr>
+        <w:spacing w:after="40"/>
+        <w:ind w:left="360"/>
+      </w:pPr>
+      <w:r>
+        <w:rPr>
+          <w:b/>
+        </w:rPr>
+        <w:t>C.  The life-support systems</w:t>
+      </w:r>
+      <w:r>
+        <w:rPr>
+          <w:i/>
+        </w:rPr>
+        <w:t xml:space="preserve">   ← correct</w:t>
+      </w:r>
+    </w:p>
+    <w:p>
+      <w:pPr>
+        <w:spacing w:after="120"/>
+        <w:ind w:left="360"/>
+      </w:pPr>
+      <w:r>
+        <w:t>D.  The heat shield</w:t>
+      </w:r>
+    </w:p>
+    <w:p>
+      <w:pPr>
+        <w:spacing w:after="120"/>
+      </w:pPr>
+      <w:r>
+        <w:rPr>
+          <w:b/>
+          <w:color w:val="A86A14"/>
+        </w:rPr>
+        <w:t xml:space="preserve">Answer:  </w:t>
+      </w:r>
+      <w:r>
+        <w:rPr>
+          <w:i w:val="0"/>
+          <w:color w:val="A86A14"/>
+        </w:rPr>
+        <w:t>C — The life-support systems</w:t>
+      </w:r>
+    </w:p>
+    <w:p>
+      <w:pPr>
+        <w:spacing w:after="120"/>
+      </w:pPr>
+      <w:r>
+        <w:rPr>
+          <w:b/>
+        </w:rPr>
+        <w:t xml:space="preserve">Did you know?  </w:t>
+      </w:r>
+      <w:r>
+        <w:rPr>
+          <w:i w:val="0"/>
+        </w:rPr>
+        <w:t>ESA built the European Service Module that powers NASA's Orion spacecraft — providing propulsion, electricity, and the air, water and temperature control that keep the crew alive.</w:t>
       </w:r>
     </w:p>
     <w:p>
@@ -1284,52 +1486,24 @@
           <w:b w:val="0"/>
           <w:i w:val="0"/>
         </w:rPr>
-        <w:t>Pink is strongly associated with Lithuania because of a traditional summer dish. Which dish?</w:t>
+        <w:t>A few weeks ago a beloved Vilnius festival was held for the 4th time. Its organisers wrote: “The most beautiful love story in the world? No — we mean the Lithuanian love for a cold OOO soup… it's not just a soup, it's a way of life.” What colour is this soup?</w:t>
       </w:r>
     </w:p>
     <w:p>
       <w:pPr>
-        <w:spacing w:after="40"/>
-        <w:ind w:left="360"/>
-      </w:pPr>
-      <w:r>
-        <w:t>A.  Cepelinai</w:t>
-      </w:r>
-    </w:p>
-    <w:p>
-      <w:pPr>
-        <w:spacing w:after="40"/>
-        <w:ind w:left="360"/>
-      </w:pPr>
-      <w:r>
-        <w:t>B.  Šakotis</w:t>
-      </w:r>
-    </w:p>
-    <w:p>
-      <w:pPr>
-        <w:spacing w:after="40"/>
-        <w:ind w:left="360"/>
+        <w:spacing w:after="120"/>
       </w:pPr>
       <w:r>
         <w:rPr>
           <w:b/>
         </w:rPr>
-        <w:t>C.  Šaltibarščiai</w:t>
+        <w:t xml:space="preserve">Hint:  </w:t>
       </w:r>
       <w:r>
         <w:rPr>
           <w:i/>
         </w:rPr>
-        <w:t xml:space="preserve">   ← correct</w:t>
-      </w:r>
-    </w:p>
-    <w:p>
-      <w:pPr>
-        <w:spacing w:after="120"/>
-        <w:ind w:left="360"/>
-      </w:pPr>
-      <w:r>
-        <w:t>D.  Kibinai</w:t>
+        <w:t>In the year of the very first festival, this colour was a worldwide craze.</w:t>
       </w:r>
     </w:p>
     <w:p>
@@ -1348,7 +1522,7 @@
           <w:i w:val="0"/>
           <w:color w:val="A86A14"/>
         </w:rPr>
-        <w:t>C — Šaltibarščiai</w:t>
+        <w:t>Pink</w:t>
       </w:r>
     </w:p>
     <w:p>
@@ -1365,7 +1539,7 @@
         <w:rPr>
           <w:i w:val="0"/>
         </w:rPr>
-        <w:t>The electric-pink cold beet soup is Lithuania's unofficial summer flag — best served with hot potatoes and a sunny terrace.</w:t>
+        <w:t>Šaltibarščiai — the electric-pink cold beet soup — is Lithuania's unofficial summer flag. The Vilnius “Pink Soup Fest” has become a hit: last year more than 90,000 fans turned the city pink.</w:t>
       </w:r>
     </w:p>
     <w:p>
@@ -1386,7 +1560,7 @@
           <w:i/>
           <w:color w:val="6E7582"/>
         </w:rPr>
-        <w:t>4 questions · 1 point each</w:t>
+        <w:t>6 questions · 1 point each</w:t>
       </w:r>
     </w:p>
     <w:p>
@@ -1394,7 +1568,7 @@
         <w:pStyle w:val="Heading3"/>
       </w:pPr>
       <w:r>
-        <w:t>Question 1 of 4</w:t>
+        <w:t>Question 1 of 6</w:t>
       </w:r>
     </w:p>
     <w:p>
@@ -1450,7 +1624,7 @@
         <w:pStyle w:val="Heading3"/>
       </w:pPr>
       <w:r>
-        <w:t>Question 2 of 4</w:t>
+        <w:t>Question 2 of 6</w:t>
       </w:r>
     </w:p>
     <w:p>
@@ -1506,7 +1680,7 @@
         <w:pStyle w:val="Heading3"/>
       </w:pPr>
       <w:r>
-        <w:t>Question 3 of 4</w:t>
+        <w:t>Question 3 of 6</w:t>
       </w:r>
     </w:p>
     <w:p>
@@ -1562,7 +1736,7 @@
         <w:pStyle w:val="Heading3"/>
       </w:pPr>
       <w:r>
-        <w:t>Question 4 of 4</w:t>
+        <w:t>Question 4 of 6</w:t>
       </w:r>
     </w:p>
     <w:p>
@@ -1615,10 +1789,122 @@
     </w:p>
     <w:p>
       <w:pPr>
+        <w:pStyle w:val="Heading3"/>
+      </w:pPr>
+      <w:r>
+        <w:t>Question 5 of 6</w:t>
+      </w:r>
+    </w:p>
+    <w:p>
+      <w:pPr>
+        <w:spacing w:after="120"/>
+      </w:pPr>
+      <w:r>
+        <w:rPr>
+          <w:b w:val="0"/>
+          <w:i w:val="0"/>
+        </w:rPr>
+        <w:t>We all love forests — yet one EU Member State is so densely wooded that roughly three-quarters of its land area is covered by forest, the highest share in the whole Union. Which Member State is it?</w:t>
+      </w:r>
+    </w:p>
+    <w:p>
+      <w:pPr>
+        <w:spacing w:after="120"/>
+      </w:pPr>
+      <w:r>
+        <w:rPr>
+          <w:b/>
+          <w:color w:val="A86A14"/>
+        </w:rPr>
+        <w:t xml:space="preserve">Answer:  </w:t>
+      </w:r>
+      <w:r>
+        <w:rPr>
+          <w:i w:val="0"/>
+          <w:color w:val="A86A14"/>
+        </w:rPr>
+        <w:t>Finland</w:t>
+      </w:r>
+    </w:p>
+    <w:p>
+      <w:pPr>
+        <w:spacing w:after="120"/>
+      </w:pPr>
+      <w:r>
+        <w:rPr>
+          <w:b/>
+        </w:rPr>
+        <w:t xml:space="preserve">Did you know?  </w:t>
+      </w:r>
+      <w:r>
+        <w:rPr>
+          <w:i w:val="0"/>
+        </w:rPr>
+        <w:t>About three-quarters of Finland's land area is forest — the highest share of any EU country, and the backdrop to its image as a land of endless woods and a thousand lakes.</w:t>
+      </w:r>
+    </w:p>
+    <w:p>
+      <w:pPr>
+        <w:pStyle w:val="Heading3"/>
+      </w:pPr>
+      <w:r>
+        <w:t>Question 6 of 6</w:t>
+      </w:r>
+    </w:p>
+    <w:p>
+      <w:pPr>
+        <w:spacing w:after="120"/>
+      </w:pPr>
+      <w:r>
+        <w:rPr>
+          <w:b w:val="0"/>
+          <w:i w:val="0"/>
+        </w:rPr>
+        <w:t>We talk a lot about water resilience. Which river flows through — or forms the border of — the greatest number of countries in Europe?</w:t>
+      </w:r>
+    </w:p>
+    <w:p>
+      <w:pPr>
+        <w:spacing w:after="120"/>
+      </w:pPr>
+      <w:r>
+        <w:rPr>
+          <w:b/>
+          <w:color w:val="A86A14"/>
+        </w:rPr>
+        <w:t xml:space="preserve">Answer:  </w:t>
+      </w:r>
+      <w:r>
+        <w:rPr>
+          <w:i w:val="0"/>
+          <w:color w:val="A86A14"/>
+        </w:rPr>
+        <w:t>The Danube</w:t>
+      </w:r>
+    </w:p>
+    <w:p>
+      <w:pPr>
+        <w:spacing w:after="120"/>
+      </w:pPr>
+      <w:r>
+        <w:rPr>
+          <w:b/>
+        </w:rPr>
+        <w:t xml:space="preserve">Did you know?  </w:t>
+      </w:r>
+      <w:r>
+        <w:rPr>
+          <w:i w:val="0"/>
+        </w:rPr>
+        <w:t>Europe's most international river runs about 2,850 km from Germany's Black Forest to the Black Sea, flowing through or bordering 10 countries — more than any other river in Europe.</w:t>
+      </w:r>
+    </w:p>
+    <w:p>
+      <w:pPr>
         <w:pStyle w:val="Heading1"/>
       </w:pPr>
       <w:r>
-        <w:t>Round 4 — Music (Name That Tune)</w:t>
+        <w:t>Round 4 — Music (Name the Connection)</w:t>
       </w:r>
     </w:p>
     <w:p>
@@ -1631,7 +1917,7 @@
           <w:i/>
           <w:color w:val="6E7582"/>
         </w:rPr>
-        <w:t>5 songs · 1 point each · song excerpts embedded in the slides (click to play in PowerPoint)</w:t>
+        <w:t>5 riddles · 1 point each · a song excerpt plays automatically and loops on each slide as the clue (embedded in the deck)</w:t>
       </w:r>
     </w:p>
     <w:p>
@@ -1644,7 +1930,7 @@
           <w:i/>
           <w:color w:val="6E7582"/>
         </w:rPr>
-        <w:t>Hidden theme of the round: every track is about the sea — a nod to Čiurlionis's symphonic poem “Jūra”. Reveal the link at the end for an optional extra point.</w:t>
+        <w:t>Hidden theme of the round: every answer is tied to the sea — a nod to the EU's upcoming Ocean Pact (and to Čiurlionis's “Jūra”). Reveal the link at the end for an optional extra point.</w:t>
       </w:r>
     </w:p>
     <w:p>
@@ -1664,24 +1950,7 @@
           <w:b w:val="0"/>
           <w:i w:val="0"/>
         </w:rPr>
-        <w:t>Name this song (play the excerpt). Bonus point for the artist.</w:t>
-      </w:r>
-    </w:p>
-    <w:p>
-      <w:pPr>
-        <w:spacing w:after="120"/>
-      </w:pPr>
-      <w:r>
-        <w:rPr>
-          <w:b/>
-        </w:rPr>
-        <w:t xml:space="preserve">Hint:  </w:t>
-      </w:r>
-      <w:r>
-        <w:rPr>
-          <w:i/>
-        </w:rPr>
-        <w:t>From a 2016 Disney film about a Pacific island voyager.</w:t>
+        <w:t>Drawings and diagrams dating back centuries show that using OOO has always been a human dream. Records from 415 BC, at the Siege of Syracuse, even describe its organised military use. What device hides behind OOO?</w:t>
       </w:r>
     </w:p>
     <w:p>
@@ -1700,7 +1969,7 @@
           <w:i w:val="0"/>
           <w:color w:val="A86A14"/>
         </w:rPr>
-        <w:t>“How Far I'll Go” — Auli'i Cravalho</w:t>
+        <w:t>A submarine</w:t>
       </w:r>
     </w:p>
     <w:p>
@@ -1717,7 +1986,7 @@
         <w:rPr>
           <w:i w:val="0"/>
         </w:rPr>
-        <w:t>From Disney's “Moana” (2016); the ocean keeps calling her past the reef.</w:t>
+        <w:t>Clue song: The Beatles' “Yellow Submarine” (1966). Humans have dreamed of travelling underwater since antiquity — and every answer in this round lives at sea.</w:t>
       </w:r>
     </w:p>
     <w:p>
@@ -1737,24 +2006,7 @@
           <w:b w:val="0"/>
           <w:i w:val="0"/>
         </w:rPr>
-        <w:t>Name this song (play the excerpt). Bonus point for the artist.</w:t>
-      </w:r>
-    </w:p>
-    <w:p>
-      <w:pPr>
-        <w:spacing w:after="120"/>
-      </w:pPr>
-      <w:r>
-        <w:rPr>
-          <w:b/>
-        </w:rPr>
-        <w:t xml:space="preserve">Hint:  </w:t>
-      </w:r>
-      <w:r>
-        <w:rPr>
-          <w:i/>
-        </w:rPr>
-        <w:t>The love theme from the highest-grossing film of the 1990s.</w:t>
+        <w:t>The European Commission recently launched a new initiative that, by 2035, should make the EU the world's leading provider of OOO intelligence. What is the initiative called?</w:t>
       </w:r>
     </w:p>
     <w:p>
@@ -1773,7 +2025,7 @@
           <w:i w:val="0"/>
           <w:color w:val="A86A14"/>
         </w:rPr>
-        <w:t>“My Heart Will Go On” — Céline Dion</w:t>
+        <w:t>“OceanEye”</w:t>
       </w:r>
     </w:p>
     <w:p>
@@ -1790,7 +2042,7 @@
         <w:rPr>
           <w:i w:val="0"/>
         </w:rPr>
-        <w:t>The theme from “Titanic” (1997) — an ocean liner, and another track all at sea.</w:t>
+        <w:t>Clue song: Billie Eilish's “Ocean Eyes” (2015). The EU's push for world-leading ocean intelligence keeps the round firmly at sea.</w:t>
       </w:r>
     </w:p>
     <w:p>
@@ -1810,24 +2062,7 @@
           <w:b w:val="0"/>
           <w:i w:val="0"/>
         </w:rPr>
-        <w:t>Name this song (play the excerpt). Bonus point for the artist.</w:t>
-      </w:r>
-    </w:p>
-    <w:p>
-      <w:pPr>
-        <w:spacing w:after="120"/>
-      </w:pPr>
-      <w:r>
-        <w:rPr>
-          <w:b/>
-        </w:rPr>
-        <w:t xml:space="preserve">Hint:  </w:t>
-      </w:r>
-      <w:r>
-        <w:rPr>
-          <w:i/>
-        </w:rPr>
-        <w:t>A Lithuanian act — and the title is the Lithuanian word for “the sea”.</w:t>
+        <w:t>This 2016 animated movie centres on saving the dying heart of this round's theme. Its 2024 sequel, like the original, had to be renamed in some European countries. What is the film's title?</w:t>
       </w:r>
     </w:p>
     <w:p>
@@ -1846,7 +2081,7 @@
           <w:i w:val="0"/>
           <w:color w:val="A86A14"/>
         </w:rPr>
-        <w:t>“Jūra” — HappyEndless</w:t>
+        <w:t>“Moana” (a.k.a. “Vaiana”)</w:t>
       </w:r>
     </w:p>
     <w:p>
@@ -1863,7 +2098,7 @@
         <w:rPr>
           <w:i w:val="0"/>
         </w:rPr>
-        <w:t>“Jūra” is Lithuanian for “the sea” — the most direct clue to the round's hidden theme.</w:t>
+        <w:t>Clue song: “How Far I'll Go” from Disney's “Moana” (2016), renamed “Vaiana” across much of Europe — and all about the call of the ocean.</w:t>
       </w:r>
     </w:p>
     <w:p>
@@ -1883,24 +2118,7 @@
           <w:b w:val="0"/>
           <w:i w:val="0"/>
         </w:rPr>
-        <w:t>Name this song (play the excerpt). Bonus point for the artist.</w:t>
-      </w:r>
-    </w:p>
-    <w:p>
-      <w:pPr>
-        <w:spacing w:after="120"/>
-      </w:pPr>
-      <w:r>
-        <w:rPr>
-          <w:b/>
-        </w:rPr>
-        <w:t xml:space="preserve">Hint:  </w:t>
-      </w:r>
-      <w:r>
-        <w:rPr>
-          <w:i/>
-        </w:rPr>
-        <w:t>A 1966 sing-along by the most famous band from Liverpool.</w:t>
+        <w:t>It is said the main reason he made his 1997 blockbuster was so that he could visit the real thing on the ocean floor. Who is he?</w:t>
       </w:r>
     </w:p>
     <w:p>
@@ -1919,7 +2137,7 @@
           <w:i w:val="0"/>
           <w:color w:val="A86A14"/>
         </w:rPr>
-        <w:t>“Yellow Submarine” — The Beatles</w:t>
+        <w:t>James Cameron</w:t>
       </w:r>
     </w:p>
     <w:p>
@@ -1936,7 +2154,7 @@
         <w:rPr>
           <w:i w:val="0"/>
         </w:rPr>
-        <w:t>1966 — “we all live in a yellow submarine”, somewhere beneath the sea.</w:t>
+        <w:t>Clue song: “My Heart Will Go On” from “Titanic” (1997). Director James Cameron, an obsessive deep-sea explorer, has dived to the wreck many times.</w:t>
       </w:r>
     </w:p>
     <w:p>
@@ -1956,24 +2174,7 @@
           <w:b w:val="0"/>
           <w:i w:val="0"/>
         </w:rPr>
-        <w:t>Name this song (play the excerpt). Bonus point for the artist.</w:t>
-      </w:r>
-    </w:p>
-    <w:p>
-      <w:pPr>
-        <w:spacing w:after="120"/>
-      </w:pPr>
-      <w:r>
-        <w:rPr>
-          <w:b/>
-        </w:rPr>
-        <w:t xml:space="preserve">Hint:  </w:t>
-      </w:r>
-      <w:r>
-        <w:rPr>
-          <w:i/>
-        </w:rPr>
-        <w:t>The 2015 breakout track, written when the singer was 13.</w:t>
+        <w:t>The Ancient Greeks said there are three kinds of people: the living, the dead, and OOO. If you've worked out the theme of this round, the answer shouldn't be lost on you.</w:t>
       </w:r>
     </w:p>
     <w:p>
@@ -1992,7 +2193,7 @@
           <w:i w:val="0"/>
           <w:color w:val="A86A14"/>
         </w:rPr>
-        <w:t>“Ocean Eyes” — Billie Eilish</w:t>
+        <w:t>“…and those at sea”</w:t>
       </w:r>
     </w:p>
     <w:p>
@@ -2009,7 +2210,7 @@
         <w:rPr>
           <w:i w:val="0"/>
         </w:rPr>
-        <w:t>Billie Eilish's debut, 2015 — the fifth and final clue that every song in this round is about the sea.</w:t>
+        <w:t>Clue song: Čiurlionis's “Jūra” (“The Sea”). The old saying — the living, the dead, and those at sea — and the thread through every answer tonight: the sea, and the EU's upcoming Ocean Pact.</w:t>
       </w:r>
     </w:p>
     <w:p>
@@ -2246,6 +2447,83 @@
         <w:pStyle w:val="Heading1"/>
       </w:pPr>
       <w:r>
+        <w:t>Tie-breaker — if we need it</w:t>
+      </w:r>
+    </w:p>
+    <w:p>
+      <w:pPr>
+        <w:spacing w:after="120"/>
+      </w:pPr>
+      <w:r>
+        <w:rPr>
+          <w:b w:val="0"/>
+          <w:i/>
+          <w:color w:val="6E7582"/>
+        </w:rPr>
+        <w:t>One question to settle a draw · used only if teams are level after the bonus round</w:t>
+      </w:r>
+    </w:p>
+    <w:p>
+      <w:pPr>
+        <w:pStyle w:val="Heading3"/>
+      </w:pPr>
+      <w:r>
+        <w:t>Question 1 of 1 · tie-breaker</w:t>
+      </w:r>
+    </w:p>
+    <w:p>
+      <w:pPr>
+        <w:spacing w:after="120"/>
+      </w:pPr>
+      <w:r>
+        <w:rPr>
+          <w:b w:val="0"/>
+          <w:i w:val="0"/>
+        </w:rPr>
+        <w:t>When his army passed through Vilnius in 1812, legend says he so admired the tiny Church of St Anne that he wished he could carry it back to Paris in the palm of his hand. Near Kaunas, a hill is still called his “hat”. Who was he?</w:t>
+      </w:r>
+    </w:p>
+    <w:p>
+      <w:pPr>
+        <w:spacing w:after="120"/>
+      </w:pPr>
+      <w:r>
+        <w:rPr>
+          <w:b/>
+          <w:color w:val="A86A14"/>
+        </w:rPr>
+        <w:t xml:space="preserve">Answer:  </w:t>
+      </w:r>
+      <w:r>
+        <w:rPr>
+          <w:i w:val="0"/>
+          <w:color w:val="A86A14"/>
+        </w:rPr>
+        <w:t>Napoleon Bonaparte</w:t>
+      </w:r>
+    </w:p>
+    <w:p>
+      <w:pPr>
+        <w:spacing w:after="120"/>
+      </w:pPr>
+      <w:r>
+        <w:rPr>
+          <w:b/>
+        </w:rPr>
+        <w:t xml:space="preserve">Did you know?  </w:t>
+      </w:r>
+      <w:r>
+        <w:rPr>
+          <w:i w:val="0"/>
+        </w:rPr>
+        <w:t>As the Grande Armée marched east in 1812, Napoleon is said to have wished he could carry St Anne's Church back to Paris in his palm. A hill near Kaunas is still known as “Napoleon's hat”.</w:t>
+      </w:r>
+    </w:p>
+    <w:p>
+      <w:pPr>
+        <w:pStyle w:val="Heading1"/>
+      </w:pPr>
+      <w:r>
         <w:t>Closing</w:t>
       </w:r>
     </w:p>
@@ -2299,7 +2577,7 @@
         <w:pStyle w:val="ListBullet"/>
       </w:pPr>
       <w:r>
-        <w:t>Questions regrouped into balanced themed rounds: Round 1 — Europe &amp; Fun Facts (6 multiple-choice), Round 2 — Lithuania (8), Round 3 — Environment &amp; Nature (4), Round 4 — Music / Name That Tune (5 song excerpts), plus a Brussels Bubble bonus round (3 insider questions; the Coreper question is worth 2 points).</w:t>
+        <w:t>Questions regrouped into balanced themed rounds: Round 1 — Europe &amp; Fun Facts (8 multiple-choice), Round 2 — Lithuania (8), Round 3 — Environment &amp; Nature (6), Round 4 — Music / Name the Connection (5 riddles with song clues), plus a Brussels Bubble bonus round (3 insider questions; the Coreper question is worth 2 points) and a one-question tie-breaker (Napoleon / St Anne's Church).</w:t>
       </w:r>
     </w:p>
     <w:p>
@@ -2335,7 +2613,7 @@
         <w:pStyle w:val="ListBullet"/>
       </w:pPr>
       <w:r>
-        <w:t>Multiple-choice options written for all Round 1 questions and the šaltibarščiai question; a hint added to the butter/bacon question (Council Presidency).</w:t>
+        <w:t>Round 1 expanded to eight multiple-choice questions, adding the World Cup / Austria question and the Artemis II / ESA service-module question from the latest draft.</w:t>
       </w:r>
     </w:p>
     <w:p>
@@ -2343,7 +2621,7 @@
         <w:pStyle w:val="ListBullet"/>
       </w:pPr>
       <w:r>
-        <w:t>Audio and video embedded to play inline in PowerPoint (no YouTube links): the five music-round excerpts, plus LT United “We Are The Winners” (excerpt to be chosen), the EU-accession promo (English subtitles still needed) and the Umaru Dikko story on its answer slide. Original YouTube URLs kept in the speaker notes as a backup.</w:t>
+        <w:t>Round 3 expanded to six questions, adding the most-forested Member State (Finland) and the most-international river (the Danube).</w:t>
       </w:r>
     </w:p>
     <w:p>
@@ -2351,7 +2629,31 @@
         <w:pStyle w:val="ListBullet"/>
       </w:pPr>
       <w:r>
-        <w:t>A Music round added (Name That Tune): five song excerpts, all secretly about the sea, tying into the Čiurlionis “Jūra” idea from the draft.</w:t>
+        <w:t>Round 2's pink question reworked from a multiple-choice “which dish” into the open “Vilnius Pink Soup Fest” question (answer: pink).</w:t>
+      </w:r>
+    </w:p>
+    <w:p>
+      <w:pPr>
+        <w:pStyle w:val="ListBullet"/>
+      </w:pPr>
+      <w:r>
+        <w:t>Round 4 reframed from “name this song” into five riddles whose answers all relate to the sea; the matching song excerpt plays automatically and loops on each slide as the clue.</w:t>
+      </w:r>
+    </w:p>
+    <w:p>
+      <w:pPr>
+        <w:pStyle w:val="ListBullet"/>
+      </w:pPr>
+      <w:r>
+        <w:t>A one-question tie-breaker added (Napoleon and St Anne's Church) for use only if teams finish level.</w:t>
+      </w:r>
+    </w:p>
+    <w:p>
+      <w:pPr>
+        <w:pStyle w:val="ListBullet"/>
+      </w:pPr>
+      <w:r>
+        <w:t>Audio and video embedded to play inline in PowerPoint (no YouTube links): the five music-round excerpts (auto-play + loop), plus LT United “We Are The Winners” (excerpt to be chosen), the EU-accession promo (English subtitles still needed) and the Umaru Dikko story on its answer slide. Original YouTube URLs kept in the speaker notes as a backup.</w:t>
       </w:r>
     </w:p>
     <w:p>
@@ -2427,7 +2729,7 @@
         <w:pStyle w:val="ListBullet"/>
       </w:pPr>
       <w:r>
-        <w:t>Napoleon / St Anne's church; Vytis; the Pacai–Pazzi family link; Bona Sforza.</w:t>
+        <w:t>Vytis; the Pacai–Pazzi family link; Bona Sforza.</w:t>
       </w:r>
     </w:p>
     <w:p>
@@ -2443,7 +2745,7 @@
         <w:pStyle w:val="ListBullet"/>
       </w:pPr>
       <w:r>
-        <w:t>Kaunas modernism / Vilnius baroque; football (France / World Cup angle).</w:t>
+        <w:t>Kaunas modernism / Vilnius baroque.</w:t>
       </w:r>
     </w:p>
     <w:p>

--- a/Trivia_Night_2026-06-16_run_of_show.docx
+++ b/Trivia_Night_2026-06-16_run_of_show.docx
@@ -33,7 +33,7 @@
           <w:i/>
           <w:color w:val="6E7582"/>
         </w:rPr>
-        <w:t>This document follows the final slide deck (Trivia_Night_2026-06-16.pptx) in presentation order. It was built from the question draft in “Klausimai protmūšiui.docx”; the changes made relative to the draft are summarised at the end.</w:t>
+        <w:t>This document follows the final slide deck (Trivia_Night_2026-06-16.pptx) in presentation order. It was built from the question draft in “Klausimai protmūšiui (2).docx”; the changes made relative to the draft are summarised at the end.</w:t>
       </w:r>
     </w:p>
     <w:p>
@@ -667,11 +667,20 @@
     </w:p>
     <w:p>
       <w:pPr>
+        <w:spacing w:after="40"/>
+        <w:ind w:left="360"/>
+      </w:pPr>
+      <w:r>
+        <w:t>C.  The aircraft meant to transport him never arrived</w:t>
+      </w:r>
+    </w:p>
+    <w:p>
+      <w:pPr>
         <w:spacing w:after="120"/>
         <w:ind w:left="360"/>
       </w:pPr>
       <w:r>
-        <w:t>C.  The aircraft meant to transport him never arrived</w:t>
+        <w:t>D.  Customs officers had never heard of the Vienna Convention</w:t>
       </w:r>
     </w:p>
     <w:p>
@@ -1917,7 +1926,7 @@
           <w:i/>
           <w:color w:val="6E7582"/>
         </w:rPr>
-        <w:t>5 riddles · 1 point each · a song excerpt plays automatically and loops on each slide as the clue (embedded in the deck)</w:t>
+        <w:t>5 riddles · 1 point each · click the embedded song excerpt on each slide to hear the clue</w:t>
       </w:r>
     </w:p>
     <w:p>
@@ -2549,7 +2558,7 @@
         <w:pStyle w:val="Heading1"/>
       </w:pPr>
       <w:r>
-        <w:t>Changes relative to “Klausimai protmūšiui.docx”</w:t>
+        <w:t>Changes relative to “Klausimai protmūšiui (2).docx”</w:t>
       </w:r>
     </w:p>
     <w:p>
@@ -2637,7 +2646,7 @@
         <w:pStyle w:val="ListBullet"/>
       </w:pPr>
       <w:r>
-        <w:t>Round 4 reframed from “name this song” into five riddles whose answers all relate to the sea; the matching song excerpt plays automatically and loops on each slide as the clue.</w:t>
+        <w:t>Round 4 reframed from “name this song” into five riddles whose answers all relate to the sea; each slide has a matching embedded song excerpt to play as the clue.</w:t>
       </w:r>
     </w:p>
     <w:p>
@@ -2653,7 +2662,7 @@
         <w:pStyle w:val="ListBullet"/>
       </w:pPr>
       <w:r>
-        <w:t>Audio and video embedded to play inline in PowerPoint (no YouTube links): the five music-round excerpts (auto-play + loop), plus LT United “We Are The Winners” (excerpt to be chosen), the EU-accession promo (English subtitles still needed) and the Umaru Dikko story on its answer slide. Original YouTube URLs kept in the speaker notes as a backup.</w:t>
+        <w:t>Audio and video embedded to play inline in PowerPoint (no YouTube links): the five music-round excerpts, plus LT United “We Are The Winners” (excerpt to be chosen), the EU-accession promo (English subtitles still needed) and the Umaru Dikko story on its answer slide. Original YouTube URLs kept in the speaker notes as a backup.</w:t>
       </w:r>
     </w:p>
     <w:p>

--- a/Trivia_Night_2026-06-16_run_of_show.docx
+++ b/Trivia_Night_2026-06-16_run_of_show.docx
@@ -635,7 +635,7 @@
           <w:b w:val="0"/>
           <w:i w:val="0"/>
         </w:rPr>
-        <w:t>In 1984, former Nigerian minister Umaru Dikko was kidnapped in London. His captors planned to smuggle him out of the UK in a diplomatic crate, relying on the Vienna Convention rule that diplomatic bags cannot be opened or detained. What went wrong?</w:t>
+        <w:t>In 1984, kidnappers tried to smuggle Nigerian ex-minister Umaru Dikko out of London in a diplomatic crate — which, under the Vienna Convention, cannot be opened. What went wrong?</w:t>
       </w:r>
     </w:p>
     <w:p>
@@ -1475,7 +1475,7 @@
           <w:i/>
           <w:color w:val="6E7582"/>
         </w:rPr>
-        <w:t>Add English subtitles to the clip. Consider whether to keep “early 2000s” in the wording.</w:t>
+        <w:t>Question slide plays a short clip cut to 26s (stops at the line about membership opening new markets, before the EU is named); the full promo plays on the answer slide. Add English subtitles.</w:t>
       </w:r>
     </w:p>
     <w:p>
@@ -1681,7 +1681,7 @@
         <w:rPr>
           <w:i w:val="0"/>
         </w:rPr>
-        <w:t>Goodall (chimpanzees), Fossey (gorillas) and Galdikas (orangutans) were recruited by Louis Leakey — hence also “Leakey's Angels”. Galdikas, of Lithuanian descent, still works in Borneo. “Orangutan” means “person of the forest”.</w:t>
+        <w:t>Goodall (chimpanzees), Fossey (gorillas) and Galdikas (orangutans) were recruited by Louis Leakey — hence also “Leakey's Angels”. Galdikas, of Lithuanian descent, devoted her life to the orangutans of Borneo and died in 2026. “Orangutan” means “person of the forest”.</w:t>
       </w:r>
     </w:p>
     <w:p>
@@ -2662,7 +2662,7 @@
         <w:pStyle w:val="ListBullet"/>
       </w:pPr>
       <w:r>
-        <w:t>Audio and video embedded to play inline in PowerPoint (no YouTube links): the five music-round excerpts, plus LT United “We Are The Winners” (excerpt to be chosen), the EU-accession promo (English subtitles still needed) and the Umaru Dikko story on its answer slide. Original YouTube URLs kept in the speaker notes as a backup.</w:t>
+        <w:t>Audio and video embedded to play inline in PowerPoint (no YouTube links): the five music-round excerpts, plus LT United “We Are The Winners” (excerpt to be chosen), the EU-accession promo (a 26s clip on the question slide, the full promo on the answer; English subtitles still needed) and the Umaru Dikko story on its answer slide. Original YouTube URLs kept in the speaker notes as a backup.</w:t>
       </w:r>
     </w:p>
     <w:p>
